--- a/eng/docx/025.content.docx
+++ b/eng/docx/025.content.docx
@@ -163,13 +163,6 @@
         <w:rPr>
           <w:lang w:val="en_US" w:bidi="en_US"/>
         </w:rPr>
-      </w:r>
-      <w:r>
-        <w:rPr>
-          <w:i/>
-          <w:lang w:val="en_US" w:bidi="en_US"/>
-        </w:rPr>
-        <w:t>Yahweh (Yhwh), Year, Yeast, Yellow, Yiron, Yoke, Yom Kippur</w:t>
       </w:r>
       <w:r>
         <w:rPr>

--- a/eng/docx/025.content.docx
+++ b/eng/docx/025.content.docx
@@ -150,19 +150,6 @@
           <w:lang w:val="en_US" w:bidi="en_US"/>
         </w:rPr>
         <w:t>Y</w:t>
-      </w:r>
-      <w:r>
-        <w:rPr>
-          <w:lang w:val="en_US" w:bidi="en_US"/>
-        </w:rPr>
-      </w:r>
-    </w:p>
-    <w:p>
-      <w:pPr/>
-      <w:r>
-        <w:rPr>
-          <w:lang w:val="en_US" w:bidi="en_US"/>
-        </w:rPr>
       </w:r>
       <w:r>
         <w:rPr>

--- a/eng/docx/025.content.docx
+++ b/eng/docx/025.content.docx
@@ -19,7 +19,7 @@
         <w:rPr>
           <w:lang w:val="en_US" w:bidi="en_US"/>
         </w:rPr>
-        <w:t>Resource: Bible Dictionary (Tyndale)</w:t>
+        <w:t>Resource: Tyndale Open Bible Dictionary</w:t>
       </w:r>
       <w:r>
         <w:rPr>
@@ -112,7 +112,7 @@
         <w:rPr>
           <w:lang w:val="en_US" w:bidi="en_US"/>
         </w:rPr>
-        <w:t>Bible Dictionary (Tyndale)</w:t>
+        <w:t>Tyndale Open Bible Dictionary</w:t>
       </w:r>
     </w:p>
     <w:p>

--- a/eng/docx/025.content.docx
+++ b/eng/docx/025.content.docx
@@ -1033,7 +1033,20 @@
         <w:rPr>
           <w:lang w:val="en_US" w:bidi="en_US"/>
         </w:rPr>
-        <w:t>In the New Testament, Jesus makes "yoke" a positive term. He asks people to take up his yoke, which is not burdensome. He will give them rest for their souls (</w:t>
+        <w:t xml:space="preserve">In the New Testament, Jesus makes </w:t>
+      </w:r>
+      <w:r>
+        <w:rPr>
+          <w:i/>
+          <w:lang w:val="en_US" w:bidi="en_US"/>
+        </w:rPr>
+        <w:t>yoke</w:t>
+      </w:r>
+      <w:r>
+        <w:rPr>
+          <w:lang w:val="en_US" w:bidi="en_US"/>
+        </w:rPr>
+        <w:t xml:space="preserve"> a positive term. He asks people to take up his yoke, which is not burdensome. He will give them rest for their souls (</w:t>
       </w:r>
       <w:hyperlink r:id="rId32">
         <w:r>

--- a/eng/docx/025.content.docx
+++ b/eng/docx/025.content.docx
@@ -19,7 +19,7 @@
         <w:rPr>
           <w:lang w:val="en_US" w:bidi="en_US"/>
         </w:rPr>
-        <w:t>Resource: Tyndale Open Bible Dictionary</w:t>
+        <w:t>Resource: Aquifer Open Bible Dictionary</w:t>
       </w:r>
       <w:r>
         <w:rPr>
@@ -112,7 +112,7 @@
         <w:rPr>
           <w:lang w:val="en_US" w:bidi="en_US"/>
         </w:rPr>
-        <w:t>Tyndale Open Bible Dictionary</w:t>
+        <w:t>Aquifer Open Bible Dictionary</w:t>
       </w:r>
     </w:p>
     <w:p>

--- a/eng/docx/025.content.docx
+++ b/eng/docx/025.content.docx
@@ -302,6 +302,20 @@
       </w:r>
       <w:r>
         <w:rPr>
+          <w:lang w:val="en_US" w:bidi="en_US"/>
+        </w:rPr>
+        <w:t>A year is a period of twelve months. In the Bible, a year usually consisted of twelve lunar months. In some years, an extra month was added to keep the calendar in line with the seasons.</w:t>
+      </w:r>
+    </w:p>
+    <w:p>
+      <w:pPr/>
+      <w:r>
+        <w:rPr>
+          <w:lang w:val="en_US" w:bidi="en_US"/>
+        </w:rPr>
+      </w:r>
+      <w:r>
+        <w:rPr>
           <w:i/>
           <w:lang w:val="en_US" w:bidi="en_US"/>
         </w:rPr>
@@ -317,7 +331,7 @@
         <w:rPr>
           <w:lang w:val="en_US" w:bidi="en_US"/>
         </w:rPr>
-        <w:t>Calendars, Ancient and Modern</w:t>
+        <w:t>Calendars (Ancient and Modern)</w:t>
       </w:r>
       <w:r>
         <w:rPr>

--- a/eng/docx/025.content.docx
+++ b/eng/docx/025.content.docx
@@ -212,7 +212,7 @@
         <w:rPr>
           <w:lang w:val="en_US" w:bidi="en_US"/>
         </w:rPr>
-        <w:t>Yahweh (Yhwh)</w:t>
+        <w:t>Yahweh (YHWH)</w:t>
       </w:r>
       <w:r>
         <w:rPr>
@@ -231,42 +231,7 @@
         <w:rPr>
           <w:lang w:val="en_US" w:bidi="en_US"/>
         </w:rPr>
-        <w:t xml:space="preserve">Most holy name for God in the OT, usually translated “Lord.” </w:t>
-      </w:r>
-      <w:r>
-        <w:rPr>
-          <w:i/>
-          <w:lang w:val="en_US" w:bidi="en_US"/>
-        </w:rPr>
-        <w:t>See</w:t>
-      </w:r>
-      <w:r>
-        <w:rPr>
-          <w:lang w:val="en_US" w:bidi="en_US"/>
-        </w:rPr>
-        <w:t xml:space="preserve"> </w:t>
-      </w:r>
-      <w:r>
-        <w:rPr>
-          <w:lang w:val="en_US" w:bidi="en_US"/>
-        </w:rPr>
-        <w:t>God, Names of (Yahweh)</w:t>
-      </w:r>
-      <w:r>
-        <w:rPr>
-          <w:lang w:val="en_US" w:bidi="en_US"/>
-        </w:rPr>
-        <w:t>.</w:t>
-      </w:r>
-      <w:r>
-        <w:rPr>
-          <w:lang w:val="en_US" w:bidi="en_US"/>
-        </w:rPr>
-      </w:r>
-      <w:r>
-        <w:rPr>
-          <w:lang w:val="en_US" w:bidi="en_US"/>
-        </w:rPr>
+        <w:t>Yahweh is the personal name of God in the Old Testament. In Hebrew it is written with four consonants, transliterated YHWH. It is usually translated “LORD” in English Bibles.</w:t>
       </w:r>
     </w:p>
     <w:p>
@@ -276,16 +241,35 @@
           <w:lang w:val="en_US" w:bidi="en_US"/>
         </w:rPr>
       </w:r>
-    </w:p>
-    <w:p>
-      <w:pPr>
-        <w:pStyle w:val="Heading2"/>
-      </w:pPr>
-      <w:r>
-        <w:rPr>
-          <w:lang w:val="en_US" w:bidi="en_US"/>
-        </w:rPr>
-        <w:t>Year</w:t>
+      <w:r>
+        <w:rPr>
+          <w:i/>
+          <w:lang w:val="en_US" w:bidi="en_US"/>
+        </w:rPr>
+        <w:t>See</w:t>
+      </w:r>
+      <w:r>
+        <w:rPr>
+          <w:lang w:val="en_US" w:bidi="en_US"/>
+        </w:rPr>
+        <w:t xml:space="preserve"> </w:t>
+      </w:r>
+      <w:r>
+        <w:rPr>
+          <w:lang w:val="en_US" w:bidi="en_US"/>
+        </w:rPr>
+        <w:t>Names of God</w:t>
+      </w:r>
+      <w:r>
+        <w:rPr>
+          <w:lang w:val="en_US" w:bidi="en_US"/>
+        </w:rPr>
+        <w:t>.</w:t>
+      </w:r>
+      <w:r>
+        <w:rPr>
+          <w:lang w:val="en_US" w:bidi="en_US"/>
+        </w:rPr>
       </w:r>
       <w:r>
         <w:rPr>
@@ -300,11 +284,21 @@
           <w:lang w:val="en_US" w:bidi="en_US"/>
         </w:rPr>
       </w:r>
-      <w:r>
-        <w:rPr>
-          <w:lang w:val="en_US" w:bidi="en_US"/>
-        </w:rPr>
-        <w:t>A year is a period of twelve months. In the Bible, a year usually consisted of twelve lunar months. In some years, an extra month was added to keep the calendar in line with the seasons.</w:t>
+    </w:p>
+    <w:p>
+      <w:pPr>
+        <w:pStyle w:val="Heading2"/>
+      </w:pPr>
+      <w:r>
+        <w:rPr>
+          <w:lang w:val="en_US" w:bidi="en_US"/>
+        </w:rPr>
+        <w:t>Year</w:t>
+      </w:r>
+      <w:r>
+        <w:rPr>
+          <w:lang w:val="en_US" w:bidi="en_US"/>
+        </w:rPr>
       </w:r>
     </w:p>
     <w:p>
@@ -316,38 +310,9 @@
       </w:r>
       <w:r>
         <w:rPr>
-          <w:i/>
-          <w:lang w:val="en_US" w:bidi="en_US"/>
-        </w:rPr>
-        <w:t>See</w:t>
-      </w:r>
-      <w:r>
-        <w:rPr>
-          <w:lang w:val="en_US" w:bidi="en_US"/>
-        </w:rPr>
-        <w:t xml:space="preserve"> </w:t>
-      </w:r>
-      <w:r>
-        <w:rPr>
-          <w:lang w:val="en_US" w:bidi="en_US"/>
-        </w:rPr>
-        <w:t>Calendars (Ancient and Modern)</w:t>
-      </w:r>
-      <w:r>
-        <w:rPr>
-          <w:lang w:val="en_US" w:bidi="en_US"/>
-        </w:rPr>
-        <w:t>.</w:t>
-      </w:r>
-      <w:r>
-        <w:rPr>
-          <w:lang w:val="en_US" w:bidi="en_US"/>
-        </w:rPr>
-      </w:r>
-      <w:r>
-        <w:rPr>
-          <w:lang w:val="en_US" w:bidi="en_US"/>
-        </w:rPr>
+          <w:lang w:val="en_US" w:bidi="en_US"/>
+        </w:rPr>
+        <w:t>A year is a period of twelve months. In the Bible, a year usually consisted of twelve lunar months. In some years, an extra month was added to keep the calendar in line with the seasons.</w:t>
       </w:r>
     </w:p>
     <w:p>
@@ -357,16 +322,35 @@
           <w:lang w:val="en_US" w:bidi="en_US"/>
         </w:rPr>
       </w:r>
-    </w:p>
-    <w:p>
-      <w:pPr>
-        <w:pStyle w:val="Heading2"/>
-      </w:pPr>
-      <w:r>
-        <w:rPr>
-          <w:lang w:val="en_US" w:bidi="en_US"/>
-        </w:rPr>
-        <w:t>Yeast</w:t>
+      <w:r>
+        <w:rPr>
+          <w:i/>
+          <w:lang w:val="en_US" w:bidi="en_US"/>
+        </w:rPr>
+        <w:t>See</w:t>
+      </w:r>
+      <w:r>
+        <w:rPr>
+          <w:lang w:val="en_US" w:bidi="en_US"/>
+        </w:rPr>
+        <w:t xml:space="preserve"> </w:t>
+      </w:r>
+      <w:r>
+        <w:rPr>
+          <w:lang w:val="en_US" w:bidi="en_US"/>
+        </w:rPr>
+        <w:t>Calendars (Ancient and Modern)</w:t>
+      </w:r>
+      <w:r>
+        <w:rPr>
+          <w:lang w:val="en_US" w:bidi="en_US"/>
+        </w:rPr>
+        <w:t>.</w:t>
+      </w:r>
+      <w:r>
+        <w:rPr>
+          <w:lang w:val="en_US" w:bidi="en_US"/>
+        </w:rPr>
       </w:r>
       <w:r>
         <w:rPr>
@@ -381,11 +365,21 @@
           <w:lang w:val="en_US" w:bidi="en_US"/>
         </w:rPr>
       </w:r>
-      <w:r>
-        <w:rPr>
-          <w:lang w:val="en_US" w:bidi="en_US"/>
-        </w:rPr>
-        <w:t>A yeast is a tiny living fungus that makes bread rise and grow bigger when added to dough. In the Bible, it is also called leaven.</w:t>
+    </w:p>
+    <w:p>
+      <w:pPr>
+        <w:pStyle w:val="Heading2"/>
+      </w:pPr>
+      <w:r>
+        <w:rPr>
+          <w:lang w:val="en_US" w:bidi="en_US"/>
+        </w:rPr>
+        <w:t>Yeast</w:t>
+      </w:r>
+      <w:r>
+        <w:rPr>
+          <w:lang w:val="en_US" w:bidi="en_US"/>
+        </w:rPr>
       </w:r>
     </w:p>
     <w:p>
@@ -397,38 +391,9 @@
       </w:r>
       <w:r>
         <w:rPr>
-          <w:i/>
-          <w:lang w:val="en_US" w:bidi="en_US"/>
-        </w:rPr>
-        <w:t>See</w:t>
-      </w:r>
-      <w:r>
-        <w:rPr>
-          <w:lang w:val="en_US" w:bidi="en_US"/>
-        </w:rPr>
-        <w:t xml:space="preserve"> </w:t>
-      </w:r>
-      <w:r>
-        <w:rPr>
-          <w:lang w:val="en_US" w:bidi="en_US"/>
-        </w:rPr>
-        <w:t>Leaven</w:t>
-      </w:r>
-      <w:r>
-        <w:rPr>
-          <w:lang w:val="en_US" w:bidi="en_US"/>
-        </w:rPr>
-        <w:t>.</w:t>
-      </w:r>
-      <w:r>
-        <w:rPr>
-          <w:lang w:val="en_US" w:bidi="en_US"/>
-        </w:rPr>
-      </w:r>
-      <w:r>
-        <w:rPr>
-          <w:lang w:val="en_US" w:bidi="en_US"/>
-        </w:rPr>
+          <w:lang w:val="en_US" w:bidi="en_US"/>
+        </w:rPr>
+        <w:t>A yeast is a tiny living fungus that makes bread rise and grow bigger when added to dough. In the Bible, it is also called leaven.</w:t>
       </w:r>
     </w:p>
     <w:p>
@@ -438,16 +403,35 @@
           <w:lang w:val="en_US" w:bidi="en_US"/>
         </w:rPr>
       </w:r>
-    </w:p>
-    <w:p>
-      <w:pPr>
-        <w:pStyle w:val="Heading2"/>
-      </w:pPr>
-      <w:r>
-        <w:rPr>
-          <w:lang w:val="en_US" w:bidi="en_US"/>
-        </w:rPr>
-        <w:t>Yellow</w:t>
+      <w:r>
+        <w:rPr>
+          <w:i/>
+          <w:lang w:val="en_US" w:bidi="en_US"/>
+        </w:rPr>
+        <w:t>See</w:t>
+      </w:r>
+      <w:r>
+        <w:rPr>
+          <w:lang w:val="en_US" w:bidi="en_US"/>
+        </w:rPr>
+        <w:t xml:space="preserve"> </w:t>
+      </w:r>
+      <w:r>
+        <w:rPr>
+          <w:lang w:val="en_US" w:bidi="en_US"/>
+        </w:rPr>
+        <w:t>Leaven</w:t>
+      </w:r>
+      <w:r>
+        <w:rPr>
+          <w:lang w:val="en_US" w:bidi="en_US"/>
+        </w:rPr>
+        <w:t>.</w:t>
+      </w:r>
+      <w:r>
+        <w:rPr>
+          <w:lang w:val="en_US" w:bidi="en_US"/>
+        </w:rPr>
       </w:r>
       <w:r>
         <w:rPr>
@@ -462,65 +446,21 @@
           <w:lang w:val="en_US" w:bidi="en_US"/>
         </w:rPr>
       </w:r>
-      <w:r>
-        <w:rPr>
-          <w:lang w:val="en_US" w:bidi="en_US"/>
-        </w:rPr>
-        <w:t>A color that appears as golden, or like the sun or ripe lemons. In the Bible's laws about skin diseases, priests looked for yellow (or blonde) hair as a sign of infection (</w:t>
-      </w:r>
-      <w:hyperlink r:id="rId13">
-        <w:r>
-          <w:rPr>
-            <w:lang w:val="en_US" w:bidi="en_US"/>
-          </w:rPr>
-          <w:rPr>
-            <w:color w:val="0000EE"/>
-            <w:u w:val="single"/>
-          </w:rPr>
-          <w:t>Leviticus 13:30</w:t>
-        </w:r>
-      </w:hyperlink>
-      <w:r>
-        <w:rPr>
-          <w:lang w:val="en_US" w:bidi="en_US"/>
-        </w:rPr>
-        <w:t xml:space="preserve">, </w:t>
-      </w:r>
-      <w:hyperlink r:id="rId14">
-        <w:r>
-          <w:rPr>
-            <w:lang w:val="en_US" w:bidi="en_US"/>
-          </w:rPr>
-          <w:rPr>
-            <w:color w:val="0000EE"/>
-            <w:u w:val="single"/>
-          </w:rPr>
-          <w:t>32</w:t>
-        </w:r>
-      </w:hyperlink>
-      <w:r>
-        <w:rPr>
-          <w:lang w:val="en_US" w:bidi="en_US"/>
-        </w:rPr>
-        <w:t xml:space="preserve">, </w:t>
-      </w:r>
-      <w:hyperlink r:id="rId15">
-        <w:r>
-          <w:rPr>
-            <w:lang w:val="en_US" w:bidi="en_US"/>
-          </w:rPr>
-          <w:rPr>
-            <w:color w:val="0000EE"/>
-            <w:u w:val="single"/>
-          </w:rPr>
-          <w:t>36</w:t>
-        </w:r>
-      </w:hyperlink>
-      <w:r>
-        <w:rPr>
-          <w:lang w:val="en_US" w:bidi="en_US"/>
-        </w:rPr>
-        <w:t xml:space="preserve">). </w:t>
+    </w:p>
+    <w:p>
+      <w:pPr>
+        <w:pStyle w:val="Heading2"/>
+      </w:pPr>
+      <w:r>
+        <w:rPr>
+          <w:lang w:val="en_US" w:bidi="en_US"/>
+        </w:rPr>
+        <w:t>Yellow</w:t>
+      </w:r>
+      <w:r>
+        <w:rPr>
+          <w:lang w:val="en_US" w:bidi="en_US"/>
+        </w:rPr>
       </w:r>
     </w:p>
     <w:p>
@@ -532,38 +472,45 @@
       </w:r>
       <w:r>
         <w:rPr>
-          <w:i/>
-          <w:lang w:val="en_US" w:bidi="en_US"/>
-        </w:rPr>
-        <w:t>See also</w:t>
-      </w:r>
-      <w:r>
-        <w:rPr>
-          <w:lang w:val="en_US" w:bidi="en_US"/>
-        </w:rPr>
-        <w:t xml:space="preserve"> </w:t>
-      </w:r>
-      <w:r>
-        <w:rPr>
-          <w:lang w:val="en_US" w:bidi="en_US"/>
-        </w:rPr>
-        <w:t>Color</w:t>
-      </w:r>
-      <w:r>
-        <w:rPr>
-          <w:lang w:val="en_US" w:bidi="en_US"/>
-        </w:rPr>
-        <w:t>.</w:t>
-      </w:r>
-      <w:r>
-        <w:rPr>
-          <w:lang w:val="en_US" w:bidi="en_US"/>
-        </w:rPr>
-      </w:r>
-      <w:r>
-        <w:rPr>
-          <w:lang w:val="en_US" w:bidi="en_US"/>
-        </w:rPr>
+          <w:lang w:val="en_US" w:bidi="en_US"/>
+        </w:rPr>
+        <w:t>A color that appears as golden, or like the sun or ripe lemons. In the Bible's laws about skin diseases, priests looked for yellow (or blonde) hair as a sign of infection (</w:t>
+      </w:r>
+      <w:r>
+        <w:rPr>
+          <w:lang w:val="en_US" w:bidi="en_US"/>
+        </w:rPr>
+        <w:t>Leviticus 13:30</w:t>
+      </w:r>
+      <w:r>
+        <w:rPr>
+          <w:lang w:val="en_US" w:bidi="en_US"/>
+        </w:rPr>
+        <w:t xml:space="preserve">, </w:t>
+      </w:r>
+      <w:r>
+        <w:rPr>
+          <w:lang w:val="en_US" w:bidi="en_US"/>
+        </w:rPr>
+        <w:t>32</w:t>
+      </w:r>
+      <w:r>
+        <w:rPr>
+          <w:lang w:val="en_US" w:bidi="en_US"/>
+        </w:rPr>
+        <w:t xml:space="preserve">, </w:t>
+      </w:r>
+      <w:r>
+        <w:rPr>
+          <w:lang w:val="en_US" w:bidi="en_US"/>
+        </w:rPr>
+        <w:t>36</w:t>
+      </w:r>
+      <w:r>
+        <w:rPr>
+          <w:lang w:val="en_US" w:bidi="en_US"/>
+        </w:rPr>
+        <w:t xml:space="preserve">). </w:t>
       </w:r>
     </w:p>
     <w:p>
@@ -573,16 +520,35 @@
           <w:lang w:val="en_US" w:bidi="en_US"/>
         </w:rPr>
       </w:r>
-    </w:p>
-    <w:p>
-      <w:pPr>
-        <w:pStyle w:val="Heading2"/>
-      </w:pPr>
-      <w:r>
-        <w:rPr>
-          <w:lang w:val="en_US" w:bidi="en_US"/>
-        </w:rPr>
-        <w:t>Yiron</w:t>
+      <w:r>
+        <w:rPr>
+          <w:i/>
+          <w:lang w:val="en_US" w:bidi="en_US"/>
+        </w:rPr>
+        <w:t>See also</w:t>
+      </w:r>
+      <w:r>
+        <w:rPr>
+          <w:lang w:val="en_US" w:bidi="en_US"/>
+        </w:rPr>
+        <w:t xml:space="preserve"> </w:t>
+      </w:r>
+      <w:r>
+        <w:rPr>
+          <w:lang w:val="en_US" w:bidi="en_US"/>
+        </w:rPr>
+        <w:t>Color</w:t>
+      </w:r>
+      <w:r>
+        <w:rPr>
+          <w:lang w:val="en_US" w:bidi="en_US"/>
+        </w:rPr>
+        <w:t>.</w:t>
+      </w:r>
+      <w:r>
+        <w:rPr>
+          <w:lang w:val="en_US" w:bidi="en_US"/>
+        </w:rPr>
       </w:r>
       <w:r>
         <w:rPr>
@@ -597,34 +563,16 @@
           <w:lang w:val="en_US" w:bidi="en_US"/>
         </w:rPr>
       </w:r>
-      <w:r>
-        <w:rPr>
-          <w:lang w:val="en_US" w:bidi="en_US"/>
-        </w:rPr>
-        <w:t>One of the fortified cities of Naphtali’s tribe (</w:t>
-      </w:r>
-      <w:hyperlink r:id="rId16">
-        <w:r>
-          <w:rPr>
-            <w:lang w:val="en_US" w:bidi="en_US"/>
-          </w:rPr>
-          <w:rPr>
-            <w:color w:val="0000EE"/>
-            <w:u w:val="single"/>
-          </w:rPr>
-          <w:t>Jos 19:38</w:t>
-        </w:r>
-      </w:hyperlink>
-      <w:r>
-        <w:rPr>
-          <w:lang w:val="en_US" w:bidi="en_US"/>
-        </w:rPr>
-        <w:t>). Some have identified Yiron with the present village of Jarun, southeast of Bint Jebeil.</w:t>
-      </w:r>
-      <w:r>
-        <w:rPr>
-          <w:lang w:val="en_US" w:bidi="en_US"/>
-        </w:rPr>
+    </w:p>
+    <w:p>
+      <w:pPr>
+        <w:pStyle w:val="Heading2"/>
+      </w:pPr>
+      <w:r>
+        <w:rPr>
+          <w:lang w:val="en_US" w:bidi="en_US"/>
+        </w:rPr>
+        <w:t>Yiron</w:t>
       </w:r>
       <w:r>
         <w:rPr>
@@ -639,16 +587,28 @@
           <w:lang w:val="en_US" w:bidi="en_US"/>
         </w:rPr>
       </w:r>
-    </w:p>
-    <w:p>
-      <w:pPr>
-        <w:pStyle w:val="Heading2"/>
-      </w:pPr>
-      <w:r>
-        <w:rPr>
-          <w:lang w:val="en_US" w:bidi="en_US"/>
-        </w:rPr>
-        <w:t>Yoke</w:t>
+      <w:r>
+        <w:rPr>
+          <w:lang w:val="en_US" w:bidi="en_US"/>
+        </w:rPr>
+        <w:t>One of the fortified cities of Naphtali’s tribe (</w:t>
+      </w:r>
+      <w:r>
+        <w:rPr>
+          <w:lang w:val="en_US" w:bidi="en_US"/>
+        </w:rPr>
+        <w:t>Jos 19:38</w:t>
+      </w:r>
+      <w:r>
+        <w:rPr>
+          <w:lang w:val="en_US" w:bidi="en_US"/>
+        </w:rPr>
+        <w:t>). Some have identified Yiron with the present village of Jarun, southeast of Bint Jebeil.</w:t>
+      </w:r>
+      <w:r>
+        <w:rPr>
+          <w:lang w:val="en_US" w:bidi="en_US"/>
+        </w:rPr>
       </w:r>
       <w:r>
         <w:rPr>
@@ -663,377 +623,21 @@
           <w:lang w:val="en_US" w:bidi="en_US"/>
         </w:rPr>
       </w:r>
-      <w:r>
-        <w:rPr>
-          <w:lang w:val="en_US" w:bidi="en_US"/>
-        </w:rPr>
-        <w:t>The wooden bar that linked two (or more) draft animals so they could work together (</w:t>
-      </w:r>
-      <w:hyperlink r:id="rId17">
-        <w:r>
-          <w:rPr>
-            <w:lang w:val="en_US" w:bidi="en_US"/>
-          </w:rPr>
-          <w:rPr>
-            <w:color w:val="0000EE"/>
-            <w:u w:val="single"/>
-          </w:rPr>
-          <w:t>Numbers 19:2</w:t>
-        </w:r>
-      </w:hyperlink>
-      <w:r>
-        <w:rPr>
-          <w:lang w:val="en_US" w:bidi="en_US"/>
-        </w:rPr>
-        <w:t xml:space="preserve">; </w:t>
-      </w:r>
-      <w:hyperlink r:id="rId18">
-        <w:r>
-          <w:rPr>
-            <w:lang w:val="en_US" w:bidi="en_US"/>
-          </w:rPr>
-          <w:rPr>
-            <w:color w:val="0000EE"/>
-            <w:u w:val="single"/>
-          </w:rPr>
-          <w:t>1 Kings 19:19</w:t>
-        </w:r>
-      </w:hyperlink>
-      <w:r>
-        <w:rPr>
-          <w:lang w:val="en_US" w:bidi="en_US"/>
-        </w:rPr>
-        <w:t xml:space="preserve">; </w:t>
-      </w:r>
-      <w:hyperlink r:id="rId19">
-        <w:r>
-          <w:rPr>
-            <w:lang w:val="en_US" w:bidi="en_US"/>
-          </w:rPr>
-          <w:rPr>
-            <w:color w:val="0000EE"/>
-            <w:u w:val="single"/>
-          </w:rPr>
-          <w:t>Job 1:3</w:t>
-        </w:r>
-      </w:hyperlink>
-      <w:r>
-        <w:rPr>
-          <w:lang w:val="en_US" w:bidi="en_US"/>
-        </w:rPr>
-        <w:t>). Besides its literal use, the Bible often uses the term metaphorically. It refers to work or bondage (</w:t>
-      </w:r>
-      <w:hyperlink r:id="rId20">
-        <w:r>
-          <w:rPr>
-            <w:lang w:val="en_US" w:bidi="en_US"/>
-          </w:rPr>
-          <w:rPr>
-            <w:color w:val="0000EE"/>
-            <w:u w:val="single"/>
-          </w:rPr>
-          <w:t>Leviticus 26:13</w:t>
-        </w:r>
-      </w:hyperlink>
-      <w:r>
-        <w:rPr>
-          <w:lang w:val="en_US" w:bidi="en_US"/>
-        </w:rPr>
-        <w:t>). Israel's own kings, not just foreign oppressors, applied the yoke of bondage (</w:t>
-      </w:r>
-      <w:hyperlink r:id="rId21">
-        <w:r>
-          <w:rPr>
-            <w:lang w:val="en_US" w:bidi="en_US"/>
-          </w:rPr>
-          <w:rPr>
-            <w:color w:val="0000EE"/>
-            <w:u w:val="single"/>
-          </w:rPr>
-          <w:t>1 Kings 12:4</w:t>
-        </w:r>
-      </w:hyperlink>
-      <w:hyperlink r:id="rId21">
-        <w:r>
-          <w:rPr>
-            <w:lang w:val="en_US" w:bidi="en_US"/>
-          </w:rPr>
-          <w:rPr>
-            <w:color w:val="0000EE"/>
-            <w:u w:val="single"/>
-          </w:rPr>
-          <w:t>–</w:t>
-        </w:r>
-      </w:hyperlink>
-      <w:hyperlink r:id="rId21">
-        <w:r>
-          <w:rPr>
-            <w:lang w:val="en_US" w:bidi="en_US"/>
-          </w:rPr>
-          <w:rPr>
-            <w:color w:val="0000EE"/>
-            <w:u w:val="single"/>
-          </w:rPr>
-          <w:t>14</w:t>
-        </w:r>
-      </w:hyperlink>
-      <w:r>
-        <w:rPr>
-          <w:lang w:val="en_US" w:bidi="en_US"/>
-        </w:rPr>
-        <w:t xml:space="preserve">; </w:t>
-      </w:r>
-      <w:hyperlink r:id="rId22">
-        <w:r>
-          <w:rPr>
-            <w:lang w:val="en_US" w:bidi="en_US"/>
-          </w:rPr>
-          <w:rPr>
-            <w:color w:val="0000EE"/>
-            <w:u w:val="single"/>
-          </w:rPr>
-          <w:t>2 Chronicles 10:4</w:t>
-        </w:r>
-      </w:hyperlink>
-      <w:hyperlink r:id="rId22">
-        <w:r>
-          <w:rPr>
-            <w:lang w:val="en_US" w:bidi="en_US"/>
-          </w:rPr>
-          <w:rPr>
-            <w:color w:val="0000EE"/>
-            <w:u w:val="single"/>
-          </w:rPr>
-          <w:t>–</w:t>
-        </w:r>
-      </w:hyperlink>
-      <w:hyperlink r:id="rId22">
-        <w:r>
-          <w:rPr>
-            <w:lang w:val="en_US" w:bidi="en_US"/>
-          </w:rPr>
-          <w:rPr>
-            <w:color w:val="0000EE"/>
-            <w:u w:val="single"/>
-          </w:rPr>
-          <w:t>14</w:t>
-        </w:r>
-      </w:hyperlink>
-      <w:r>
-        <w:rPr>
-          <w:lang w:val="en_US" w:bidi="en_US"/>
-        </w:rPr>
-        <w:t>). In prophetic writings, the yoke of bondage was linked to divine judgment (</w:t>
-      </w:r>
-      <w:hyperlink r:id="rId23">
-        <w:r>
-          <w:rPr>
-            <w:lang w:val="en_US" w:bidi="en_US"/>
-          </w:rPr>
-          <w:rPr>
-            <w:color w:val="0000EE"/>
-            <w:u w:val="single"/>
-          </w:rPr>
-          <w:t>Lamentations 1:14</w:t>
-        </w:r>
-      </w:hyperlink>
-      <w:r>
-        <w:rPr>
-          <w:lang w:val="en_US" w:bidi="en_US"/>
-        </w:rPr>
-        <w:t>). So, deliverance was seen as God breaking the yoke that had enslaved Israel (</w:t>
-      </w:r>
-      <w:hyperlink r:id="rId24">
-        <w:r>
-          <w:rPr>
-            <w:lang w:val="en_US" w:bidi="en_US"/>
-          </w:rPr>
-          <w:rPr>
-            <w:color w:val="0000EE"/>
-            <w:u w:val="single"/>
-          </w:rPr>
-          <w:t>Isaiah 9:4</w:t>
-        </w:r>
-      </w:hyperlink>
-      <w:r>
-        <w:rPr>
-          <w:lang w:val="en_US" w:bidi="en_US"/>
-        </w:rPr>
-        <w:t xml:space="preserve">; </w:t>
-      </w:r>
-      <w:hyperlink r:id="rId25">
-        <w:r>
-          <w:rPr>
-            <w:lang w:val="en_US" w:bidi="en_US"/>
-          </w:rPr>
-          <w:rPr>
-            <w:color w:val="0000EE"/>
-            <w:u w:val="single"/>
-          </w:rPr>
-          <w:t>10:27</w:t>
-        </w:r>
-      </w:hyperlink>
-      <w:r>
-        <w:rPr>
-          <w:lang w:val="en_US" w:bidi="en_US"/>
-        </w:rPr>
-        <w:t xml:space="preserve">; </w:t>
-      </w:r>
-      <w:hyperlink r:id="rId26">
-        <w:r>
-          <w:rPr>
-            <w:lang w:val="en_US" w:bidi="en_US"/>
-          </w:rPr>
-          <w:rPr>
-            <w:color w:val="0000EE"/>
-            <w:u w:val="single"/>
-          </w:rPr>
-          <w:t>14:25</w:t>
-        </w:r>
-      </w:hyperlink>
-      <w:r>
-        <w:rPr>
-          <w:lang w:val="en_US" w:bidi="en_US"/>
-        </w:rPr>
-        <w:t xml:space="preserve">; </w:t>
-      </w:r>
-      <w:hyperlink r:id="rId27">
-        <w:r>
-          <w:rPr>
-            <w:lang w:val="en_US" w:bidi="en_US"/>
-          </w:rPr>
-          <w:rPr>
-            <w:color w:val="0000EE"/>
-            <w:u w:val="single"/>
-          </w:rPr>
-          <w:t>58:6</w:t>
-        </w:r>
-      </w:hyperlink>
-      <w:r>
-        <w:rPr>
-          <w:lang w:val="en_US" w:bidi="en_US"/>
-        </w:rPr>
-        <w:t xml:space="preserve">; </w:t>
-      </w:r>
-      <w:hyperlink r:id="rId28">
-        <w:r>
-          <w:rPr>
-            <w:lang w:val="en_US" w:bidi="en_US"/>
-          </w:rPr>
-          <w:rPr>
-            <w:color w:val="0000EE"/>
-            <w:u w:val="single"/>
-          </w:rPr>
-          <w:t>Jeremiah 2:20</w:t>
-        </w:r>
-      </w:hyperlink>
-      <w:r>
-        <w:rPr>
-          <w:lang w:val="en_US" w:bidi="en_US"/>
-        </w:rPr>
-        <w:t xml:space="preserve">; </w:t>
-      </w:r>
-      <w:hyperlink r:id="rId29">
-        <w:r>
-          <w:rPr>
-            <w:lang w:val="en_US" w:bidi="en_US"/>
-          </w:rPr>
-          <w:rPr>
-            <w:color w:val="0000EE"/>
-            <w:u w:val="single"/>
-          </w:rPr>
-          <w:t>5:5</w:t>
-        </w:r>
-      </w:hyperlink>
-      <w:r>
-        <w:rPr>
-          <w:lang w:val="en_US" w:bidi="en_US"/>
-        </w:rPr>
-        <w:t>). Jeremiah's dispute with Hananiah's prophecy was about the yoke of bondage. Hananiah claimed that Judah would soon be freed from Babylonian captivity (</w:t>
-      </w:r>
-      <w:hyperlink r:id="rId30">
-        <w:r>
-          <w:rPr>
-            <w:lang w:val="en_US" w:bidi="en_US"/>
-          </w:rPr>
-          <w:rPr>
-            <w:color w:val="0000EE"/>
-            <w:u w:val="single"/>
-          </w:rPr>
-          <w:t>Jeremiah 27:8</w:t>
-        </w:r>
-      </w:hyperlink>
-      <w:hyperlink r:id="rId30">
-        <w:r>
-          <w:rPr>
-            <w:lang w:val="en_US" w:bidi="en_US"/>
-          </w:rPr>
-          <w:rPr>
-            <w:color w:val="0000EE"/>
-            <w:u w:val="single"/>
-          </w:rPr>
-          <w:t>–</w:t>
-        </w:r>
-      </w:hyperlink>
-      <w:hyperlink r:id="rId30">
-        <w:r>
-          <w:rPr>
-            <w:lang w:val="en_US" w:bidi="en_US"/>
-          </w:rPr>
-          <w:rPr>
-            <w:color w:val="0000EE"/>
-            <w:u w:val="single"/>
-          </w:rPr>
-          <w:t>11</w:t>
-        </w:r>
-      </w:hyperlink>
-      <w:r>
-        <w:rPr>
-          <w:lang w:val="en_US" w:bidi="en_US"/>
-        </w:rPr>
-        <w:t xml:space="preserve">; </w:t>
-      </w:r>
-      <w:hyperlink r:id="rId31">
-        <w:r>
-          <w:rPr>
-            <w:lang w:val="en_US" w:bidi="en_US"/>
-          </w:rPr>
-          <w:rPr>
-            <w:color w:val="0000EE"/>
-            <w:u w:val="single"/>
-          </w:rPr>
-          <w:t>28:1</w:t>
-        </w:r>
-      </w:hyperlink>
-      <w:hyperlink r:id="rId31">
-        <w:r>
-          <w:rPr>
-            <w:lang w:val="en_US" w:bidi="en_US"/>
-          </w:rPr>
-          <w:rPr>
-            <w:color w:val="0000EE"/>
-            <w:u w:val="single"/>
-          </w:rPr>
-          <w:t>–</w:t>
-        </w:r>
-      </w:hyperlink>
-      <w:hyperlink r:id="rId31">
-        <w:r>
-          <w:rPr>
-            <w:lang w:val="en_US" w:bidi="en_US"/>
-          </w:rPr>
-          <w:rPr>
-            <w:color w:val="0000EE"/>
-            <w:u w:val="single"/>
-          </w:rPr>
-          <w:t>17</w:t>
-        </w:r>
-      </w:hyperlink>
-      <w:r>
-        <w:rPr>
-          <w:lang w:val="en_US" w:bidi="en_US"/>
-        </w:rPr>
-        <w:t xml:space="preserve">). </w:t>
+    </w:p>
+    <w:p>
+      <w:pPr>
+        <w:pStyle w:val="Heading2"/>
+      </w:pPr>
+      <w:r>
+        <w:rPr>
+          <w:lang w:val="en_US" w:bidi="en_US"/>
+        </w:rPr>
+        <w:t>Yoke</w:t>
+      </w:r>
+      <w:r>
+        <w:rPr>
+          <w:lang w:val="en_US" w:bidi="en_US"/>
+        </w:rPr>
       </w:r>
     </w:p>
     <w:p>
@@ -1047,72 +651,235 @@
         <w:rPr>
           <w:lang w:val="en_US" w:bidi="en_US"/>
         </w:rPr>
-        <w:t xml:space="preserve">In the New Testament, Jesus makes </w:t>
-      </w:r>
-      <w:r>
-        <w:rPr>
-          <w:i/>
-          <w:lang w:val="en_US" w:bidi="en_US"/>
-        </w:rPr>
-        <w:t>yoke</w:t>
-      </w:r>
-      <w:r>
-        <w:rPr>
-          <w:lang w:val="en_US" w:bidi="en_US"/>
-        </w:rPr>
-        <w:t xml:space="preserve"> a positive term. He asks people to take up his yoke, which is not burdensome. He will give them rest for their souls (</w:t>
-      </w:r>
-      <w:hyperlink r:id="rId32">
-        <w:r>
-          <w:rPr>
-            <w:lang w:val="en_US" w:bidi="en_US"/>
-          </w:rPr>
-          <w:rPr>
-            <w:color w:val="0000EE"/>
-            <w:u w:val="single"/>
-          </w:rPr>
-          <w:t>Matthew 11:29</w:t>
-        </w:r>
-      </w:hyperlink>
-      <w:hyperlink r:id="rId32">
-        <w:r>
-          <w:rPr>
-            <w:lang w:val="en_US" w:bidi="en_US"/>
-          </w:rPr>
-          <w:rPr>
-            <w:color w:val="0000EE"/>
-            <w:u w:val="single"/>
-          </w:rPr>
-          <w:t>–</w:t>
-        </w:r>
-      </w:hyperlink>
-      <w:hyperlink r:id="rId32">
-        <w:r>
-          <w:rPr>
-            <w:lang w:val="en_US" w:bidi="en_US"/>
-          </w:rPr>
-          <w:rPr>
-            <w:color w:val="0000EE"/>
-            <w:u w:val="single"/>
-          </w:rPr>
-          <w:t>30</w:t>
-        </w:r>
-      </w:hyperlink>
-      <w:r>
-        <w:rPr>
-          <w:lang w:val="en_US" w:bidi="en_US"/>
-        </w:rPr>
-        <w:t>).</w:t>
-      </w:r>
-      <w:r>
-        <w:rPr>
-          <w:lang w:val="en_US" w:bidi="en_US"/>
-        </w:rPr>
-      </w:r>
-      <w:r>
-        <w:rPr>
-          <w:lang w:val="en_US" w:bidi="en_US"/>
-        </w:rPr>
+        <w:t>The wooden bar that linked two (or more) draft animals so they could work together (</w:t>
+      </w:r>
+      <w:r>
+        <w:rPr>
+          <w:lang w:val="en_US" w:bidi="en_US"/>
+        </w:rPr>
+        <w:t>Numbers 19:2</w:t>
+      </w:r>
+      <w:r>
+        <w:rPr>
+          <w:lang w:val="en_US" w:bidi="en_US"/>
+        </w:rPr>
+        <w:t xml:space="preserve">; </w:t>
+      </w:r>
+      <w:r>
+        <w:rPr>
+          <w:lang w:val="en_US" w:bidi="en_US"/>
+        </w:rPr>
+        <w:t>1 Kings 19:19</w:t>
+      </w:r>
+      <w:r>
+        <w:rPr>
+          <w:lang w:val="en_US" w:bidi="en_US"/>
+        </w:rPr>
+        <w:t xml:space="preserve">; </w:t>
+      </w:r>
+      <w:r>
+        <w:rPr>
+          <w:lang w:val="en_US" w:bidi="en_US"/>
+        </w:rPr>
+        <w:t>Job 1:3</w:t>
+      </w:r>
+      <w:r>
+        <w:rPr>
+          <w:lang w:val="en_US" w:bidi="en_US"/>
+        </w:rPr>
+        <w:t>). Besides its literal use, the Bible often uses the term metaphorically. It refers to work or bondage (</w:t>
+      </w:r>
+      <w:r>
+        <w:rPr>
+          <w:lang w:val="en_US" w:bidi="en_US"/>
+        </w:rPr>
+        <w:t>Leviticus 26:13</w:t>
+      </w:r>
+      <w:r>
+        <w:rPr>
+          <w:lang w:val="en_US" w:bidi="en_US"/>
+        </w:rPr>
+        <w:t>). Israel's own kings, not just foreign oppressors, applied the yoke of bondage (</w:t>
+      </w:r>
+      <w:r>
+        <w:rPr>
+          <w:lang w:val="en_US" w:bidi="en_US"/>
+        </w:rPr>
+        <w:t>1 Kings 12:4</w:t>
+      </w:r>
+      <w:r>
+        <w:rPr>
+          <w:lang w:val="en_US" w:bidi="en_US"/>
+        </w:rPr>
+        <w:t>–</w:t>
+      </w:r>
+      <w:r>
+        <w:rPr>
+          <w:lang w:val="en_US" w:bidi="en_US"/>
+        </w:rPr>
+        <w:t>14</w:t>
+      </w:r>
+      <w:r>
+        <w:rPr>
+          <w:lang w:val="en_US" w:bidi="en_US"/>
+        </w:rPr>
+        <w:t xml:space="preserve">; </w:t>
+      </w:r>
+      <w:r>
+        <w:rPr>
+          <w:lang w:val="en_US" w:bidi="en_US"/>
+        </w:rPr>
+        <w:t>2 Chronicles 10:4</w:t>
+      </w:r>
+      <w:r>
+        <w:rPr>
+          <w:lang w:val="en_US" w:bidi="en_US"/>
+        </w:rPr>
+        <w:t>–</w:t>
+      </w:r>
+      <w:r>
+        <w:rPr>
+          <w:lang w:val="en_US" w:bidi="en_US"/>
+        </w:rPr>
+        <w:t>14</w:t>
+      </w:r>
+      <w:r>
+        <w:rPr>
+          <w:lang w:val="en_US" w:bidi="en_US"/>
+        </w:rPr>
+        <w:t>). In prophetic writings, the yoke of bondage was linked to divine judgment (</w:t>
+      </w:r>
+      <w:r>
+        <w:rPr>
+          <w:lang w:val="en_US" w:bidi="en_US"/>
+        </w:rPr>
+        <w:t>Lamentations 1:14</w:t>
+      </w:r>
+      <w:r>
+        <w:rPr>
+          <w:lang w:val="en_US" w:bidi="en_US"/>
+        </w:rPr>
+        <w:t>). So, deliverance was seen as God breaking the yoke that had enslaved Israel (</w:t>
+      </w:r>
+      <w:r>
+        <w:rPr>
+          <w:lang w:val="en_US" w:bidi="en_US"/>
+        </w:rPr>
+        <w:t>Isaiah 9:4</w:t>
+      </w:r>
+      <w:r>
+        <w:rPr>
+          <w:lang w:val="en_US" w:bidi="en_US"/>
+        </w:rPr>
+        <w:t xml:space="preserve">; </w:t>
+      </w:r>
+      <w:r>
+        <w:rPr>
+          <w:lang w:val="en_US" w:bidi="en_US"/>
+        </w:rPr>
+        <w:t>10:27</w:t>
+      </w:r>
+      <w:r>
+        <w:rPr>
+          <w:lang w:val="en_US" w:bidi="en_US"/>
+        </w:rPr>
+        <w:t xml:space="preserve">; </w:t>
+      </w:r>
+      <w:r>
+        <w:rPr>
+          <w:lang w:val="en_US" w:bidi="en_US"/>
+        </w:rPr>
+        <w:t>14:25</w:t>
+      </w:r>
+      <w:r>
+        <w:rPr>
+          <w:lang w:val="en_US" w:bidi="en_US"/>
+        </w:rPr>
+        <w:t xml:space="preserve">; </w:t>
+      </w:r>
+      <w:r>
+        <w:rPr>
+          <w:lang w:val="en_US" w:bidi="en_US"/>
+        </w:rPr>
+        <w:t>58:6</w:t>
+      </w:r>
+      <w:r>
+        <w:rPr>
+          <w:lang w:val="en_US" w:bidi="en_US"/>
+        </w:rPr>
+        <w:t xml:space="preserve">; </w:t>
+      </w:r>
+      <w:r>
+        <w:rPr>
+          <w:lang w:val="en_US" w:bidi="en_US"/>
+        </w:rPr>
+        <w:t>Jeremiah 2:20</w:t>
+      </w:r>
+      <w:r>
+        <w:rPr>
+          <w:lang w:val="en_US" w:bidi="en_US"/>
+        </w:rPr>
+        <w:t xml:space="preserve">; </w:t>
+      </w:r>
+      <w:r>
+        <w:rPr>
+          <w:lang w:val="en_US" w:bidi="en_US"/>
+        </w:rPr>
+        <w:t>5:5</w:t>
+      </w:r>
+      <w:r>
+        <w:rPr>
+          <w:lang w:val="en_US" w:bidi="en_US"/>
+        </w:rPr>
+        <w:t>). Jeremiah's dispute with Hananiah's prophecy was about the yoke of bondage. Hananiah claimed that Judah would soon be freed from Babylonian captivity (</w:t>
+      </w:r>
+      <w:r>
+        <w:rPr>
+          <w:lang w:val="en_US" w:bidi="en_US"/>
+        </w:rPr>
+        <w:t>Jeremiah 27:8</w:t>
+      </w:r>
+      <w:r>
+        <w:rPr>
+          <w:lang w:val="en_US" w:bidi="en_US"/>
+        </w:rPr>
+        <w:t>–</w:t>
+      </w:r>
+      <w:r>
+        <w:rPr>
+          <w:lang w:val="en_US" w:bidi="en_US"/>
+        </w:rPr>
+        <w:t>11</w:t>
+      </w:r>
+      <w:r>
+        <w:rPr>
+          <w:lang w:val="en_US" w:bidi="en_US"/>
+        </w:rPr>
+        <w:t xml:space="preserve">; </w:t>
+      </w:r>
+      <w:r>
+        <w:rPr>
+          <w:lang w:val="en_US" w:bidi="en_US"/>
+        </w:rPr>
+        <w:t>28:1</w:t>
+      </w:r>
+      <w:r>
+        <w:rPr>
+          <w:lang w:val="en_US" w:bidi="en_US"/>
+        </w:rPr>
+        <w:t>–</w:t>
+      </w:r>
+      <w:r>
+        <w:rPr>
+          <w:lang w:val="en_US" w:bidi="en_US"/>
+        </w:rPr>
+        <w:t>17</w:t>
+      </w:r>
+      <w:r>
+        <w:rPr>
+          <w:lang w:val="en_US" w:bidi="en_US"/>
+        </w:rPr>
+        <w:t xml:space="preserve">). </w:t>
       </w:r>
     </w:p>
     <w:p>
@@ -1122,16 +889,53 @@
           <w:lang w:val="en_US" w:bidi="en_US"/>
         </w:rPr>
       </w:r>
-    </w:p>
-    <w:p>
-      <w:pPr>
-        <w:pStyle w:val="Heading2"/>
-      </w:pPr>
-      <w:r>
-        <w:rPr>
-          <w:lang w:val="en_US" w:bidi="en_US"/>
-        </w:rPr>
-        <w:t>Yom Kippur</w:t>
+      <w:r>
+        <w:rPr>
+          <w:lang w:val="en_US" w:bidi="en_US"/>
+        </w:rPr>
+        <w:t xml:space="preserve">In the New Testament, Jesus makes </w:t>
+      </w:r>
+      <w:r>
+        <w:rPr>
+          <w:i/>
+          <w:lang w:val="en_US" w:bidi="en_US"/>
+        </w:rPr>
+        <w:t>yoke</w:t>
+      </w:r>
+      <w:r>
+        <w:rPr>
+          <w:lang w:val="en_US" w:bidi="en_US"/>
+        </w:rPr>
+        <w:t xml:space="preserve"> a positive term. He asks people to take up his yoke, which is not burdensome. He will give them rest for their souls (</w:t>
+      </w:r>
+      <w:r>
+        <w:rPr>
+          <w:lang w:val="en_US" w:bidi="en_US"/>
+        </w:rPr>
+        <w:t>Matthew 11:29</w:t>
+      </w:r>
+      <w:r>
+        <w:rPr>
+          <w:lang w:val="en_US" w:bidi="en_US"/>
+        </w:rPr>
+        <w:t>–</w:t>
+      </w:r>
+      <w:r>
+        <w:rPr>
+          <w:lang w:val="en_US" w:bidi="en_US"/>
+        </w:rPr>
+        <w:t>30</w:t>
+      </w:r>
+      <w:r>
+        <w:rPr>
+          <w:lang w:val="en_US" w:bidi="en_US"/>
+        </w:rPr>
+        <w:t>).</w:t>
+      </w:r>
+      <w:r>
+        <w:rPr>
+          <w:lang w:val="en_US" w:bidi="en_US"/>
+        </w:rPr>
       </w:r>
       <w:r>
         <w:rPr>
@@ -1146,24 +950,42 @@
           <w:lang w:val="en_US" w:bidi="en_US"/>
         </w:rPr>
       </w:r>
+    </w:p>
+    <w:p>
+      <w:pPr>
+        <w:pStyle w:val="Heading2"/>
+      </w:pPr>
+      <w:r>
+        <w:rPr>
+          <w:lang w:val="en_US" w:bidi="en_US"/>
+        </w:rPr>
+        <w:t>Yom Kippur</w:t>
+      </w:r>
+      <w:r>
+        <w:rPr>
+          <w:lang w:val="en_US" w:bidi="en_US"/>
+        </w:rPr>
+      </w:r>
+    </w:p>
+    <w:p>
+      <w:pPr/>
+      <w:r>
+        <w:rPr>
+          <w:lang w:val="en_US" w:bidi="en_US"/>
+        </w:rPr>
+      </w:r>
       <w:r>
         <w:rPr>
           <w:lang w:val="en_US" w:bidi="en_US"/>
         </w:rPr>
         <w:t>Yom Kippur is the Hebrew name for the Day of Atonement. It was one of the most important holy days in ancient Israel. It was also called the Day of Atonement. On this day, the high priest performed special ceremonies to ask God to forgive the sins of the people. It was a day for the Israelites to stop working, fast, and show sorrow for their sins (</w:t>
       </w:r>
-      <w:hyperlink r:id="rId33">
-        <w:r>
-          <w:rPr>
-            <w:lang w:val="en_US" w:bidi="en_US"/>
-          </w:rPr>
-          <w:rPr>
-            <w:color w:val="0000EE"/>
-            <w:u w:val="single"/>
-          </w:rPr>
-          <w:t>Leviticus 23:26–32</w:t>
-        </w:r>
-      </w:hyperlink>
+      <w:r>
+        <w:rPr>
+          <w:lang w:val="en_US" w:bidi="en_US"/>
+        </w:rPr>
+        <w:t>Leviticus 23:26–32</w:t>
+      </w:r>
       <w:r>
         <w:rPr>
           <w:lang w:val="en_US" w:bidi="en_US"/>
